--- a/cf/sh/u/files/u011.docx
+++ b/cf/sh/u/files/u011.docx
@@ -20,7 +20,7 @@
     </w:p>
     <w:p>
       <w:r>
-        <w:t>請針對每個題目，把答案填在「回答：」後面（越具體越好）；填好後請放回您的部門資料夾即可，不需回信。</w:t>
+        <w:t>這份問卷是想更了解您的實際作業，好把您的 AI 助理做得更貼近需求。第一部分請把答案填在「回答：」後面（越具體越好）；第二部分只是先讓您了解，之後用的時候再一起調整，不用現在填。填好後放回您的部門資料夾即可，不需回信。</w:t>
       </w:r>
     </w:p>
     <w:p>
@@ -32,8 +32,16 @@
       </w:r>
     </w:p>
     <w:p>
+      <w:pPr>
+        <w:pStyle w:val="Heading2"/>
+      </w:pPr>
       <w:r>
-        <w:t>1. SAP 採單／收料／請款匯出的實際欄位名稱有哪些？是否每筆都含專案編號、單位與幣別？</w:t>
+        <w:t>一、請您提供或確認的事情</w:t>
+      </w:r>
+    </w:p>
+    <w:p>
+      <w:r>
+        <w:t>1. 報修跟調撥的資料現在分散在 SAP、博格、LS 三個系統，請告訴我們每一台系統各是欄哪些欄位、哪一台才是「最準的那本」（主要依據），最好各附一張匯出畫面截圖。</w:t>
       </w:r>
     </w:p>
     <w:p>
@@ -43,7 +51,7 @@
     </w:p>
     <w:p>
       <w:r>
-        <w:t>2. 「異常」判定門檻：金額差異多少需標紅？逾期幾天算逾期未請款？部分到料容許誤差範圍？</w:t>
+        <w:t>2. 公司的『IT 資產台帳』（記錄每台設備編號、序號、目前是誰在用、在哪個部門的清冊）由誰負責維護、多久更新一次？請提供一份範例。</w:t>
       </w:r>
     </w:p>
     <w:p>
@@ -53,7 +61,7 @@
     </w:p>
     <w:p>
       <w:r>
-        <w:t>3. 勾稽的權威基準在哪裡？合約單價／核定預算是存 SAP 還是另有合約主檔？料號對照表由誰維護？</w:t>
+        <w:t>3. 報修單常見的『分類』（例如硬體故障、軟體問題、網路）和『處理狀態』（受理中、處理中、已完成）有哪些？各要在多久內處理完（如果有規定的話）？</w:t>
       </w:r>
     </w:p>
     <w:p>
@@ -63,7 +71,7 @@
     </w:p>
     <w:p>
       <w:r>
-        <w:t>4. 工程專案管理報表的實際版型、必填欄位、分頁邏輯與合計規則為何？</w:t>
+        <w:t>4. 調撥（電腦從 A 換人給 B）處理完後，備註要寫回哪個系統、用什麼格式？是人工貼回、還是需要 IT 幫忙串接？</w:t>
       </w:r>
     </w:p>
     <w:p>
@@ -73,7 +81,7 @@
     </w:p>
     <w:p>
       <w:r>
-        <w:t>5. 週報的固定主旨格式、收發對象、N 槽存放路徑與命名規則？</w:t>
+        <w:t>5. 有沒有現成的報修狀態說明、調撥備註的固定寫法或範本？請提供 1～2 個實際例子。</w:t>
       </w:r>
     </w:p>
     <w:p>
@@ -82,13 +90,36 @@
       </w:r>
     </w:p>
     <w:p>
+      <w:pPr>
+        <w:pStyle w:val="Heading2"/>
+      </w:pPr>
       <w:r>
-        <w:t>6. 此題合併多位同仁描述，最終是產出「一份大表」還是「多份大表」？欄位是否一致？</w:t>
+        <w:t>二、要用了之後、跟 AI 一起調整的事情（先了解即可，不用現在填）</w:t>
       </w:r>
     </w:p>
     <w:p>
       <w:r>
-        <w:t>回答：</w:t>
+        <w:t>• 剛開始用時，先拿幾筆真實報修/調撥單試跑，檢查 AI 帶出來的『使用人、單位、設備編號』對不對，錯的地方直接回饋修正。</w:t>
+      </w:r>
+    </w:p>
+    <w:p>
+      <w:r>
+        <w:t>• 遇到台帳查不到的設備，或報修人填的使用人跟台帳對不上，看 AI 有沒有乖乖標『待補/待確認』，而不是自己亂猜編號。</w:t>
+      </w:r>
+    </w:p>
+    <w:p>
+      <w:r>
+        <w:t>• 三個系統偶爾會有欄位名稱或格式對不上的狀況，把這些例外整理給 AI，讓它學會怎麼對齊。</w:t>
+      </w:r>
+    </w:p>
+    <w:p>
+      <w:r>
+        <w:t>• 報修分類、狀態用詞如果跟你們習慣不同，把慣用講法告訴 AI 統一。</w:t>
+      </w:r>
+    </w:p>
+    <w:p>
+      <w:r>
+        <w:t>• 用一陣子後，把 AI 常判錯的情境（例如同一台設備多次報修、借用設備）補成規則，逐步提高準確度。</w:t>
       </w:r>
     </w:p>
     <w:p/>
